--- a/student-guide/docs/Student_Guide.docx
+++ b/student-guide/docs/Student_Guide.docx
@@ -27,19 +27,19 @@
         <w:pStyle w:val="Date"/>
       </w:pPr>
       <w:r>
-        <w:t xml:space="preserve">August</w:t>
+        <w:t xml:space="preserve">October</w:t>
       </w:r>
       <w:r>
         <w:t xml:space="preserve"> </w:t>
       </w:r>
       <w:r>
-        <w:t xml:space="preserve">13,</w:t>
+        <w:t xml:space="preserve">07,</w:t>
       </w:r>
       <w:r>
         <w:t xml:space="preserve"> </w:t>
       </w:r>
       <w:r>
-        <w:t xml:space="preserve">2025</w:t>
+        <w:t xml:space="preserve">2026</w:t>
       </w:r>
     </w:p>
     <w:sdt>
@@ -1532,7 +1532,7 @@
         <w:rPr>
           <w:rStyle w:val="VerbatimChar"/>
         </w:rPr>
-        <w:t xml:space="preserve">##  date     2025-08-13</w:t>
+        <w:t xml:space="preserve">##  date     2026-10-07</w:t>
       </w:r>
       <w:r>
         <w:br/>
@@ -1577,7 +1577,7 @@
         <w:rPr>
           <w:rStyle w:val="VerbatimChar"/>
         </w:rPr>
-        <w:t xml:space="preserve">##  bookdown      0.43    2025-04-15 [1] CRAN (R 4.3.2)</w:t>
+        <w:t xml:space="preserve">##  bookdown      0.46    2025-12-05 [1] CRAN (R 4.3.2)</w:t>
       </w:r>
       <w:r>
         <w:br/>
@@ -1595,7 +1595,7 @@
         <w:rPr>
           <w:rStyle w:val="VerbatimChar"/>
         </w:rPr>
-        <w:t xml:space="preserve">##  cli           3.6.2   2023-12-11 [1] RSPM (R 4.3.0)</w:t>
+        <w:t xml:space="preserve">##  cli           3.6.5   2025-04-23 [1] CRAN (R 4.3.2)</w:t>
       </w:r>
       <w:r>
         <w:br/>
@@ -1631,7 +1631,7 @@
         <w:rPr>
           <w:rStyle w:val="VerbatimChar"/>
         </w:rPr>
-        <w:t xml:space="preserve">##  evaluate      1.0.4   2025-06-18 [1] CRAN (R 4.3.2)</w:t>
+        <w:t xml:space="preserve">##  evaluate      1.0.5   2025-08-27 [1] CRAN (R 4.3.2)</w:t>
       </w:r>
       <w:r>
         <w:br/>
@@ -1766,7 +1766,7 @@
         <w:rPr>
           <w:rStyle w:val="VerbatimChar"/>
         </w:rPr>
-        <w:t xml:space="preserve">##  pkgload       1.3.4   2024-01-16 [1] RSPM (R 4.3.0)</w:t>
+        <w:t xml:space="preserve">##  pkgload       1.4.1   2025-09-23 [1] CRAN (R 4.3.2)</w:t>
       </w:r>
       <w:r>
         <w:br/>
@@ -1802,7 +1802,7 @@
         <w:rPr>
           <w:rStyle w:val="VerbatimChar"/>
         </w:rPr>
-        <w:t xml:space="preserve">##  R6            2.5.1   2021-08-19 [1] RSPM (R 4.3.0)</w:t>
+        <w:t xml:space="preserve">##  R6            2.6.1   2025-02-15 [1] CRAN (R 4.3.2)</w:t>
       </w:r>
       <w:r>
         <w:br/>
@@ -1910,7 +1910,7 @@
         <w:rPr>
           <w:rStyle w:val="VerbatimChar"/>
         </w:rPr>
-        <w:t xml:space="preserve">##  xfun          0.52    2025-04-02 [1] CRAN (R 4.3.2)</w:t>
+        <w:t xml:space="preserve">##  xfun          0.55    2025-12-16 [1] CRAN (R 4.3.2)</w:t>
       </w:r>
       <w:r>
         <w:br/>
@@ -1928,7 +1928,7 @@
         <w:rPr>
           <w:rStyle w:val="VerbatimChar"/>
         </w:rPr>
-        <w:t xml:space="preserve">##  yaml          2.3.10  2024-07-26 [1] CRAN (R 4.3.2)</w:t>
+        <w:t xml:space="preserve">##  yaml          2.3.12  2025-12-10 [1] CRAN (R 4.3.2)</w:t>
       </w:r>
       <w:r>
         <w:br/>

--- a/student-guide/docs/Student_Guide.docx
+++ b/student-guide/docs/Student_Guide.docx
@@ -7,19 +7,19 @@
         <w:pStyle w:val="Title"/>
       </w:pPr>
       <w:r>
-        <w:t xml:space="preserve">AnVIL</w:t>
+        <w:t xml:space="preserve">AI</w:t>
       </w:r>
       <w:r>
         <w:t xml:space="preserve"> </w:t>
       </w:r>
       <w:r>
-        <w:t xml:space="preserve">Book</w:t>
+        <w:t xml:space="preserve">in</w:t>
       </w:r>
       <w:r>
         <w:t xml:space="preserve"> </w:t>
       </w:r>
       <w:r>
-        <w:t xml:space="preserve">Name</w:t>
+        <w:t xml:space="preserve">RStudio</w:t>
       </w:r>
     </w:p>
     <w:p>

--- a/student-guide/docs/Student_Guide.docx
+++ b/student-guide/docs/Student_Guide.docx
@@ -33,7 +33,7 @@
         <w:t xml:space="preserve"> </w:t>
       </w:r>
       <w:r>
-        <w:t xml:space="preserve">07,</w:t>
+        <w:t xml:space="preserve">08,</w:t>
       </w:r>
       <w:r>
         <w:t xml:space="preserve"> </w:t>
@@ -1532,7 +1532,7 @@
         <w:rPr>
           <w:rStyle w:val="VerbatimChar"/>
         </w:rPr>
-        <w:t xml:space="preserve">##  date     2026-10-07</w:t>
+        <w:t xml:space="preserve">##  date     2026-10-08</w:t>
       </w:r>
       <w:r>
         <w:br/>

--- a/student-guide/docs/Student_Guide.docx
+++ b/student-guide/docs/Student_Guide.docx
@@ -33,7 +33,7 @@
         <w:t xml:space="preserve"> </w:t>
       </w:r>
       <w:r>
-        <w:t xml:space="preserve">08,</w:t>
+        <w:t xml:space="preserve">09,</w:t>
       </w:r>
       <w:r>
         <w:t xml:space="preserve"> </w:t>
@@ -195,13 +195,474 @@
         <w:t xml:space="preserve">Learning Objectives</w:t>
       </w:r>
     </w:p>
+    <w:p>
+      <w:pPr>
+        <w:numPr>
+          <w:ilvl w:val="0"/>
+          <w:numId w:val="1001"/>
+        </w:numPr>
+        <w:pStyle w:val="Compact"/>
+      </w:pPr>
+      <w:r>
+        <w:t xml:space="preserve">Provision GPU-accelerated cloud infrastructure deploy local AI models in RStudio on AnVIL.</w:t>
+      </w:r>
+    </w:p>
+    <w:p>
+      <w:pPr>
+        <w:numPr>
+          <w:ilvl w:val="0"/>
+          <w:numId w:val="1001"/>
+        </w:numPr>
+        <w:pStyle w:val="Compact"/>
+      </w:pPr>
+      <w:r>
+        <w:t xml:space="preserve">Leverage</w:t>
+      </w:r>
+      <w:r>
+        <w:t xml:space="preserve"> </w:t>
+      </w:r>
+      <w:r>
+        <w:rPr>
+          <w:rStyle w:val="VerbatimChar"/>
+        </w:rPr>
+        <w:t xml:space="preserve">gander</w:t>
+      </w:r>
+      <w:r>
+        <w:t xml:space="preserve"> </w:t>
+      </w:r>
+      <w:r>
+        <w:t xml:space="preserve">AI assistant in RStudio for context-aware data exploration and coding.</w:t>
+      </w:r>
+    </w:p>
+    <w:p>
+      <w:pPr>
+        <w:numPr>
+          <w:ilvl w:val="0"/>
+          <w:numId w:val="1001"/>
+        </w:numPr>
+        <w:pStyle w:val="Compact"/>
+      </w:pPr>
+      <w:r>
+        <w:t xml:space="preserve">Use AI prompts in</w:t>
+      </w:r>
+      <w:r>
+        <w:t xml:space="preserve"> </w:t>
+      </w:r>
+      <w:r>
+        <w:rPr>
+          <w:rStyle w:val="VerbatimChar"/>
+        </w:rPr>
+        <w:t xml:space="preserve">gander</w:t>
+      </w:r>
+      <w:r>
+        <w:t xml:space="preserve"> </w:t>
+      </w:r>
+      <w:r>
+        <w:t xml:space="preserve">to drive RNA-seq data exploration and analysis with tidyverse and DESeq2.</w:t>
+      </w:r>
+    </w:p>
     <w:bookmarkEnd w:id="26"/>
-    <w:bookmarkStart w:id="30" w:name="student-guide"/>
+    <w:bookmarkStart w:id="27" w:name="table-of-contents"/>
     <w:p>
       <w:pPr>
         <w:pStyle w:val="Heading1"/>
       </w:pPr>
       <w:r>
+        <w:t xml:space="preserve">Table of Contents</w:t>
+      </w:r>
+    </w:p>
+    <w:p>
+      <w:pPr>
+        <w:numPr>
+          <w:ilvl w:val="0"/>
+          <w:numId w:val="1002"/>
+        </w:numPr>
+      </w:pPr>
+      <w:r>
+        <w:t xml:space="preserve">About this Course</w:t>
+      </w:r>
+    </w:p>
+    <w:p>
+      <w:pPr>
+        <w:numPr>
+          <w:ilvl w:val="0"/>
+          <w:numId w:val="1000"/>
+        </w:numPr>
+        <w:pStyle w:val="BlockText"/>
+      </w:pPr>
+      <w:r>
+        <w:t xml:space="preserve">Welcome</w:t>
+      </w:r>
+    </w:p>
+    <w:p>
+      <w:pPr>
+        <w:numPr>
+          <w:ilvl w:val="0"/>
+          <w:numId w:val="1000"/>
+        </w:numPr>
+        <w:pStyle w:val="BlockText"/>
+      </w:pPr>
+      <w:r>
+        <w:t xml:space="preserve">Learning Goals</w:t>
+      </w:r>
+    </w:p>
+    <w:p>
+      <w:pPr>
+        <w:numPr>
+          <w:ilvl w:val="0"/>
+          <w:numId w:val="1000"/>
+        </w:numPr>
+        <w:pStyle w:val="BlockText"/>
+      </w:pPr>
+      <w:r>
+        <w:t xml:space="preserve">Abstract</w:t>
+      </w:r>
+    </w:p>
+    <w:p>
+      <w:pPr>
+        <w:numPr>
+          <w:ilvl w:val="0"/>
+          <w:numId w:val="1000"/>
+        </w:numPr>
+        <w:pStyle w:val="BlockText"/>
+      </w:pPr>
+      <w:r>
+        <w:t xml:space="preserve">Introduction</w:t>
+      </w:r>
+    </w:p>
+    <w:p>
+      <w:pPr>
+        <w:numPr>
+          <w:ilvl w:val="0"/>
+          <w:numId w:val="1000"/>
+        </w:numPr>
+        <w:pStyle w:val="BlockText"/>
+      </w:pPr>
+      <w:r>
+        <w:t xml:space="preserve">Ethical use of AI for data analysis</w:t>
+      </w:r>
+    </w:p>
+    <w:p>
+      <w:pPr>
+        <w:numPr>
+          <w:ilvl w:val="0"/>
+          <w:numId w:val="1000"/>
+        </w:numPr>
+        <w:pStyle w:val="BlockText"/>
+      </w:pPr>
+      <w:r>
+        <w:t xml:space="preserve">Methods</w:t>
+      </w:r>
+    </w:p>
+    <w:p>
+      <w:pPr>
+        <w:numPr>
+          <w:ilvl w:val="0"/>
+          <w:numId w:val="1000"/>
+        </w:numPr>
+        <w:pStyle w:val="BlockText"/>
+      </w:pPr>
+      <w:r>
+        <w:t xml:space="preserve">Quiz</w:t>
+      </w:r>
+    </w:p>
+    <w:p>
+      <w:pPr>
+        <w:numPr>
+          <w:ilvl w:val="0"/>
+          <w:numId w:val="1002"/>
+        </w:numPr>
+      </w:pPr>
+      <w:r>
+        <w:t xml:space="preserve">Run Local Models</w:t>
+      </w:r>
+    </w:p>
+    <w:p>
+      <w:pPr>
+        <w:numPr>
+          <w:ilvl w:val="0"/>
+          <w:numId w:val="1000"/>
+        </w:numPr>
+        <w:pStyle w:val="BlockText"/>
+      </w:pPr>
+      <w:r>
+        <w:t xml:space="preserve">Learning objectives</w:t>
+      </w:r>
+    </w:p>
+    <w:p>
+      <w:pPr>
+        <w:numPr>
+          <w:ilvl w:val="0"/>
+          <w:numId w:val="1000"/>
+        </w:numPr>
+        <w:pStyle w:val="BlockText"/>
+      </w:pPr>
+      <w:r>
+        <w:t xml:space="preserve">RStudio Setup with GPU on AnVIL</w:t>
+      </w:r>
+    </w:p>
+    <w:p>
+      <w:pPr>
+        <w:numPr>
+          <w:ilvl w:val="0"/>
+          <w:numId w:val="1000"/>
+        </w:numPr>
+        <w:pStyle w:val="BlockText"/>
+      </w:pPr>
+      <w:r>
+        <w:t xml:space="preserve">Install Ollama server and download qwen3-coder</w:t>
+      </w:r>
+    </w:p>
+    <w:p>
+      <w:pPr>
+        <w:numPr>
+          <w:ilvl w:val="0"/>
+          <w:numId w:val="1000"/>
+        </w:numPr>
+        <w:pStyle w:val="BlockText"/>
+      </w:pPr>
+      <w:r>
+        <w:t xml:space="preserve">Connect R to the local AI server via ellmer</w:t>
+      </w:r>
+    </w:p>
+    <w:p>
+      <w:pPr>
+        <w:numPr>
+          <w:ilvl w:val="0"/>
+          <w:numId w:val="1000"/>
+        </w:numPr>
+        <w:pStyle w:val="BlockText"/>
+      </w:pPr>
+      <w:r>
+        <w:t xml:space="preserve">Chapter Quiz</w:t>
+      </w:r>
+    </w:p>
+    <w:p>
+      <w:pPr>
+        <w:numPr>
+          <w:ilvl w:val="0"/>
+          <w:numId w:val="1002"/>
+        </w:numPr>
+      </w:pPr>
+      <w:r>
+        <w:t xml:space="preserve">Explore data with gander</w:t>
+      </w:r>
+    </w:p>
+    <w:p>
+      <w:pPr>
+        <w:numPr>
+          <w:ilvl w:val="0"/>
+          <w:numId w:val="1000"/>
+        </w:numPr>
+        <w:pStyle w:val="BlockText"/>
+      </w:pPr>
+      <w:r>
+        <w:t xml:space="preserve">Learning objectives</w:t>
+      </w:r>
+    </w:p>
+    <w:p>
+      <w:pPr>
+        <w:numPr>
+          <w:ilvl w:val="0"/>
+          <w:numId w:val="1000"/>
+        </w:numPr>
+        <w:pStyle w:val="BlockText"/>
+      </w:pPr>
+      <w:r>
+        <w:t xml:space="preserve">Configure gander and setup keyboard shortcut</w:t>
+      </w:r>
+    </w:p>
+    <w:p>
+      <w:pPr>
+        <w:numPr>
+          <w:ilvl w:val="0"/>
+          <w:numId w:val="1000"/>
+        </w:numPr>
+        <w:pStyle w:val="BlockText"/>
+      </w:pPr>
+      <w:r>
+        <w:t xml:space="preserve">Good habits: using gander_peek() and requesting code explanations</w:t>
+      </w:r>
+    </w:p>
+    <w:p>
+      <w:pPr>
+        <w:numPr>
+          <w:ilvl w:val="0"/>
+          <w:numId w:val="1000"/>
+        </w:numPr>
+        <w:pStyle w:val="BlockText"/>
+      </w:pPr>
+      <w:r>
+        <w:t xml:space="preserve">Import the data from Google Cloud Storage</w:t>
+      </w:r>
+    </w:p>
+    <w:p>
+      <w:pPr>
+        <w:numPr>
+          <w:ilvl w:val="0"/>
+          <w:numId w:val="1000"/>
+        </w:numPr>
+        <w:pStyle w:val="BlockText"/>
+      </w:pPr>
+      <w:r>
+        <w:t xml:space="preserve">Explore RNA-seq counts and metadata with gander and Tidyverse</w:t>
+      </w:r>
+    </w:p>
+    <w:p>
+      <w:pPr>
+        <w:numPr>
+          <w:ilvl w:val="0"/>
+          <w:numId w:val="1000"/>
+        </w:numPr>
+        <w:pStyle w:val="BlockText"/>
+      </w:pPr>
+      <w:r>
+        <w:t xml:space="preserve">Chapter Quiz</w:t>
+      </w:r>
+    </w:p>
+    <w:p>
+      <w:pPr>
+        <w:numPr>
+          <w:ilvl w:val="0"/>
+          <w:numId w:val="1002"/>
+        </w:numPr>
+      </w:pPr>
+      <w:r>
+        <w:t xml:space="preserve">Run DESeq2</w:t>
+      </w:r>
+    </w:p>
+    <w:p>
+      <w:pPr>
+        <w:numPr>
+          <w:ilvl w:val="0"/>
+          <w:numId w:val="1000"/>
+        </w:numPr>
+        <w:pStyle w:val="BlockText"/>
+      </w:pPr>
+      <w:r>
+        <w:t xml:space="preserve">Learning objectives</w:t>
+      </w:r>
+    </w:p>
+    <w:p>
+      <w:pPr>
+        <w:numPr>
+          <w:ilvl w:val="0"/>
+          <w:numId w:val="1000"/>
+        </w:numPr>
+        <w:pStyle w:val="BlockText"/>
+      </w:pPr>
+      <w:r>
+        <w:t xml:space="preserve">Filter low counts</w:t>
+      </w:r>
+    </w:p>
+    <w:p>
+      <w:pPr>
+        <w:numPr>
+          <w:ilvl w:val="0"/>
+          <w:numId w:val="1000"/>
+        </w:numPr>
+        <w:pStyle w:val="BlockText"/>
+      </w:pPr>
+      <w:r>
+        <w:t xml:space="preserve">Run differential expression with DESeq2</w:t>
+      </w:r>
+    </w:p>
+    <w:p>
+      <w:pPr>
+        <w:numPr>
+          <w:ilvl w:val="0"/>
+          <w:numId w:val="1000"/>
+        </w:numPr>
+        <w:pStyle w:val="BlockText"/>
+      </w:pPr>
+      <w:r>
+        <w:t xml:space="preserve">Visualize plots and save results</w:t>
+      </w:r>
+    </w:p>
+    <w:p>
+      <w:pPr>
+        <w:numPr>
+          <w:ilvl w:val="0"/>
+          <w:numId w:val="1000"/>
+        </w:numPr>
+        <w:pStyle w:val="BlockText"/>
+      </w:pPr>
+      <w:r>
+        <w:t xml:space="preserve">Chapter Quiz</w:t>
+      </w:r>
+    </w:p>
+    <w:p>
+      <w:pPr>
+        <w:numPr>
+          <w:ilvl w:val="0"/>
+          <w:numId w:val="1002"/>
+        </w:numPr>
+      </w:pPr>
+      <w:r>
+        <w:t xml:space="preserve">API Hosts</w:t>
+      </w:r>
+    </w:p>
+    <w:p>
+      <w:pPr>
+        <w:pStyle w:val="FirstParagraph"/>
+      </w:pPr>
+      <w:r>
+        <w:t xml:space="preserve">This section is a</w:t>
+      </w:r>
+      <w:r>
+        <w:t xml:space="preserve"> </w:t>
+      </w:r>
+      <w:r>
+        <w:rPr>
+          <w:bCs/>
+          <w:b/>
+        </w:rPr>
+        <w:t xml:space="preserve">Work in Progress</w:t>
+      </w:r>
+      <w:r>
+        <w:t xml:space="preserve">.</w:t>
+      </w:r>
+    </w:p>
+    <w:p>
+      <w:pPr>
+        <w:numPr>
+          <w:ilvl w:val="0"/>
+          <w:numId w:val="1003"/>
+        </w:numPr>
+        <w:pStyle w:val="Compact"/>
+      </w:pPr>
+      <w:r>
+        <w:t xml:space="preserve">Troubleshooting and Tips</w:t>
+      </w:r>
+    </w:p>
+    <w:p>
+      <w:pPr>
+        <w:pStyle w:val="FirstParagraph"/>
+      </w:pPr>
+      <w:r>
+        <w:t xml:space="preserve">This section is a</w:t>
+      </w:r>
+      <w:r>
+        <w:t xml:space="preserve"> </w:t>
+      </w:r>
+      <w:r>
+        <w:rPr>
+          <w:bCs/>
+          <w:b/>
+        </w:rPr>
+        <w:t xml:space="preserve">Work in Progress</w:t>
+      </w:r>
+      <w:r>
+        <w:t xml:space="preserve">.</w:t>
+      </w:r>
+    </w:p>
+    <w:bookmarkEnd w:id="27"/>
+    <w:bookmarkStart w:id="31" w:name="student-guide"/>
+    <w:p>
+      <w:pPr>
+        <w:pStyle w:val="Heading1"/>
+      </w:pPr>
+      <w:r>
         <w:rPr>
           <w:rStyle w:val="SectionNumber"/>
         </w:rPr>
@@ -214,7 +675,7 @@
         <w:t xml:space="preserve">Student Guide</w:t>
       </w:r>
     </w:p>
-    <w:bookmarkStart w:id="28" w:name="activity-one"/>
+    <w:bookmarkStart w:id="29" w:name="activity-one"/>
     <w:p>
       <w:pPr>
         <w:pStyle w:val="Heading2"/>
@@ -399,7 +860,7 @@
       <w:pPr>
         <w:pStyle w:val="BodyText"/>
       </w:pPr>
-      <w:hyperlink r:id="rId27">
+      <w:hyperlink r:id="rId28">
         <w:r>
           <w:rPr>
             <w:rStyle w:val="Hyperlink"/>
@@ -408,8 +869,8 @@
         </w:r>
       </w:hyperlink>
     </w:p>
-    <w:bookmarkEnd w:id="28"/>
-    <w:bookmarkStart w:id="29" w:name="activity-two"/>
+    <w:bookmarkEnd w:id="29"/>
+    <w:bookmarkStart w:id="30" w:name="activity-two"/>
     <w:p>
       <w:pPr>
         <w:pStyle w:val="Heading2"/>
@@ -435,9 +896,9 @@
         <w:t xml:space="preserve">Steps of the guide could go here.</w:t>
       </w:r>
     </w:p>
-    <w:bookmarkEnd w:id="29"/>
     <w:bookmarkEnd w:id="30"/>
-    <w:bookmarkStart w:id="41" w:name="about-the-authors"/>
+    <w:bookmarkEnd w:id="31"/>
+    <w:bookmarkStart w:id="42" w:name="about-the-authors"/>
     <w:p>
       <w:pPr>
         <w:pStyle w:val="Heading1"/>
@@ -456,7 +917,7 @@
       <w:r>
         <w:t xml:space="preserve"> </w:t>
       </w:r>
-      <w:hyperlink r:id="rId31">
+      <w:hyperlink r:id="rId32">
         <w:r>
           <w:rPr>
             <w:rStyle w:val="Hyperlink"/>
@@ -568,7 +1029,7 @@
               <w:pStyle w:val="Compact"/>
               <w:jc w:val="left"/>
             </w:pPr>
-            <w:hyperlink r:id="rId32">
+            <w:hyperlink r:id="rId33">
               <w:r>
                 <w:rPr>
                   <w:rStyle w:val="Hyperlink"/>
@@ -666,7 +1127,7 @@
             <w:r>
               <w:t xml:space="preserve"> </w:t>
             </w:r>
-            <w:hyperlink r:id="rId33">
+            <w:hyperlink r:id="rId34">
               <w:r>
                 <w:rPr>
                   <w:rStyle w:val="Hyperlink"/>
@@ -680,7 +1141,7 @@
             <w:r>
               <w:t xml:space="preserve"> </w:t>
             </w:r>
-            <w:hyperlink r:id="rId34">
+            <w:hyperlink r:id="rId35">
               <w:r>
                 <w:rPr>
                   <w:rStyle w:val="Hyperlink"/>
@@ -694,7 +1155,7 @@
             <w:r>
               <w:t xml:space="preserve"> </w:t>
             </w:r>
-            <w:hyperlink r:id="rId35">
+            <w:hyperlink r:id="rId36">
               <w:r>
                 <w:rPr>
                   <w:rStyle w:val="Hyperlink"/>
@@ -807,7 +1268,7 @@
             <w:r>
               <w:t xml:space="preserve"> </w:t>
             </w:r>
-            <w:hyperlink r:id="rId36">
+            <w:hyperlink r:id="rId37">
               <w:r>
                 <w:rPr>
                   <w:rStyle w:val="Hyperlink"/>
@@ -994,7 +1455,7 @@
               <w:pStyle w:val="Compact"/>
               <w:jc w:val="left"/>
             </w:pPr>
-            <w:hyperlink r:id="rId37">
+            <w:hyperlink r:id="rId38">
               <w:r>
                 <w:rPr>
                   <w:rStyle w:val="Hyperlink"/>
@@ -1008,7 +1469,7 @@
             <w:r>
               <w:t xml:space="preserve"> </w:t>
             </w:r>
-            <w:hyperlink r:id="rId38">
+            <w:hyperlink r:id="rId39">
               <w:r>
                 <w:rPr>
                   <w:rStyle w:val="Hyperlink"/>
@@ -1039,7 +1500,7 @@
               <w:pStyle w:val="Compact"/>
               <w:jc w:val="left"/>
             </w:pPr>
-            <w:hyperlink r:id="rId37">
+            <w:hyperlink r:id="rId38">
               <w:r>
                 <w:rPr>
                   <w:rStyle w:val="Hyperlink"/>
@@ -1070,7 +1531,7 @@
               <w:pStyle w:val="Compact"/>
               <w:jc w:val="left"/>
             </w:pPr>
-            <w:hyperlink r:id="rId38">
+            <w:hyperlink r:id="rId39">
               <w:r>
                 <w:rPr>
                   <w:rStyle w:val="Hyperlink"/>
@@ -1084,7 +1545,7 @@
             <w:r>
               <w:t xml:space="preserve"> </w:t>
             </w:r>
-            <w:hyperlink r:id="rId37">
+            <w:hyperlink r:id="rId38">
               <w:r>
                 <w:rPr>
                   <w:rStyle w:val="Hyperlink"/>
@@ -1106,7 +1567,7 @@
             <w:r>
               <w:t xml:space="preserve">Package Developers (</w:t>
             </w:r>
-            <w:hyperlink r:id="rId39">
+            <w:hyperlink r:id="rId40">
               <w:r>
                 <w:rPr>
                   <w:rStyle w:val="Hyperlink"/>
@@ -1126,7 +1587,7 @@
               <w:pStyle w:val="Compact"/>
               <w:jc w:val="left"/>
             </w:pPr>
-            <w:hyperlink r:id="rId40">
+            <w:hyperlink r:id="rId41">
               <w:r>
                 <w:rPr>
                   <w:rStyle w:val="Hyperlink"/>
@@ -1140,7 +1601,7 @@
             <w:r>
               <w:t xml:space="preserve"> </w:t>
             </w:r>
-            <w:hyperlink r:id="rId37">
+            <w:hyperlink r:id="rId38">
               <w:r>
                 <w:rPr>
                   <w:rStyle w:val="Hyperlink"/>
@@ -1154,7 +1615,7 @@
             <w:r>
               <w:t xml:space="preserve"> </w:t>
             </w:r>
-            <w:hyperlink r:id="rId38">
+            <w:hyperlink r:id="rId39">
               <w:r>
                 <w:rPr>
                   <w:rStyle w:val="Hyperlink"/>
@@ -1532,7 +1993,7 @@
         <w:rPr>
           <w:rStyle w:val="VerbatimChar"/>
         </w:rPr>
-        <w:t xml:space="preserve">##  date     2026-10-08</w:t>
+        <w:t xml:space="preserve">##  date     2026-10-09</w:t>
       </w:r>
       <w:r>
         <w:br/>
@@ -1976,8 +2437,8 @@
         <w:t xml:space="preserve">## ──────────────────────────────────────────────────────────────────────────────</w:t>
       </w:r>
     </w:p>
-    <w:bookmarkEnd w:id="41"/>
-    <w:bookmarkStart w:id="42" w:name="references"/>
+    <w:bookmarkEnd w:id="42"/>
+    <w:bookmarkStart w:id="43" w:name="references"/>
     <w:p>
       <w:pPr>
         <w:pStyle w:val="Heading1"/>
@@ -1995,7 +2456,7 @@
         <w:t xml:space="preserve">References</w:t>
       </w:r>
     </w:p>
-    <w:bookmarkEnd w:id="42"/>
+    <w:bookmarkEnd w:id="43"/>
     <w:sectPr/>
   </w:body>
 </w:document>
@@ -2102,8 +2563,268 @@
       </w:pPr>
     </w:lvl>
   </w:abstractNum>
+  <w:abstractNum w:abstractNumId="99411">
+    <w:nsid w:val="A99411"/>
+    <w:multiLevelType w:val="multilevel"/>
+    <w:lvl w:ilvl="0">
+      <w:start w:val="1"/>
+      <w:numFmt w:val="decimal"/>
+      <w:lvlText w:val="%1."/>
+      <w:lvlJc w:val="left"/>
+      <w:pPr>
+        <w:ind w:left="720" w:hanging="480"/>
+      </w:pPr>
+    </w:lvl>
+    <w:lvl w:ilvl="1">
+      <w:start w:val="1"/>
+      <w:numFmt w:val="decimal"/>
+      <w:lvlText w:val="%2."/>
+      <w:lvlJc w:val="left"/>
+      <w:pPr>
+        <w:ind w:left="1440" w:hanging="480"/>
+      </w:pPr>
+    </w:lvl>
+    <w:lvl w:ilvl="2">
+      <w:start w:val="1"/>
+      <w:numFmt w:val="decimal"/>
+      <w:lvlText w:val="%3."/>
+      <w:lvlJc w:val="left"/>
+      <w:pPr>
+        <w:ind w:left="2160" w:hanging="480"/>
+      </w:pPr>
+    </w:lvl>
+    <w:lvl w:ilvl="3">
+      <w:start w:val="1"/>
+      <w:numFmt w:val="decimal"/>
+      <w:lvlText w:val="%4."/>
+      <w:lvlJc w:val="left"/>
+      <w:pPr>
+        <w:ind w:left="2880" w:hanging="480"/>
+      </w:pPr>
+    </w:lvl>
+    <w:lvl w:ilvl="4">
+      <w:start w:val="1"/>
+      <w:numFmt w:val="decimal"/>
+      <w:lvlText w:val="%5."/>
+      <w:lvlJc w:val="left"/>
+      <w:pPr>
+        <w:ind w:left="3600" w:hanging="480"/>
+      </w:pPr>
+    </w:lvl>
+    <w:lvl w:ilvl="5">
+      <w:start w:val="1"/>
+      <w:numFmt w:val="decimal"/>
+      <w:lvlText w:val="%6."/>
+      <w:lvlJc w:val="left"/>
+      <w:pPr>
+        <w:ind w:left="4320" w:hanging="480"/>
+      </w:pPr>
+    </w:lvl>
+    <w:lvl w:ilvl="6">
+      <w:start w:val="1"/>
+      <w:numFmt w:val="decimal"/>
+      <w:lvlText w:val="%7."/>
+      <w:lvlJc w:val="left"/>
+      <w:pPr>
+        <w:ind w:left="5040" w:hanging="480"/>
+      </w:pPr>
+    </w:lvl>
+    <w:lvl w:ilvl="7">
+      <w:start w:val="1"/>
+      <w:numFmt w:val="decimal"/>
+      <w:lvlText w:val="%8."/>
+      <w:lvlJc w:val="left"/>
+      <w:pPr>
+        <w:ind w:left="5760" w:hanging="480"/>
+      </w:pPr>
+    </w:lvl>
+    <w:lvl w:ilvl="8">
+      <w:start w:val="1"/>
+      <w:numFmt w:val="decimal"/>
+      <w:lvlText w:val="%9."/>
+      <w:lvlJc w:val="left"/>
+      <w:pPr>
+        <w:ind w:left="6480" w:hanging="480"/>
+      </w:pPr>
+    </w:lvl>
+  </w:abstractNum>
+  <w:abstractNum w:abstractNumId="99416">
+    <w:nsid w:val="A99416"/>
+    <w:multiLevelType w:val="multilevel"/>
+    <w:lvl w:ilvl="0">
+      <w:start w:val="6"/>
+      <w:numFmt w:val="decimal"/>
+      <w:lvlText w:val="%1."/>
+      <w:lvlJc w:val="left"/>
+      <w:pPr>
+        <w:ind w:left="720" w:hanging="480"/>
+      </w:pPr>
+    </w:lvl>
+    <w:lvl w:ilvl="1">
+      <w:start w:val="6"/>
+      <w:numFmt w:val="decimal"/>
+      <w:lvlText w:val="%2."/>
+      <w:lvlJc w:val="left"/>
+      <w:pPr>
+        <w:ind w:left="1440" w:hanging="480"/>
+      </w:pPr>
+    </w:lvl>
+    <w:lvl w:ilvl="2">
+      <w:start w:val="6"/>
+      <w:numFmt w:val="decimal"/>
+      <w:lvlText w:val="%3."/>
+      <w:lvlJc w:val="left"/>
+      <w:pPr>
+        <w:ind w:left="2160" w:hanging="480"/>
+      </w:pPr>
+    </w:lvl>
+    <w:lvl w:ilvl="3">
+      <w:start w:val="6"/>
+      <w:numFmt w:val="decimal"/>
+      <w:lvlText w:val="%4."/>
+      <w:lvlJc w:val="left"/>
+      <w:pPr>
+        <w:ind w:left="2880" w:hanging="480"/>
+      </w:pPr>
+    </w:lvl>
+    <w:lvl w:ilvl="4">
+      <w:start w:val="6"/>
+      <w:numFmt w:val="decimal"/>
+      <w:lvlText w:val="%5."/>
+      <w:lvlJc w:val="left"/>
+      <w:pPr>
+        <w:ind w:left="3600" w:hanging="480"/>
+      </w:pPr>
+    </w:lvl>
+    <w:lvl w:ilvl="5">
+      <w:start w:val="6"/>
+      <w:numFmt w:val="decimal"/>
+      <w:lvlText w:val="%6."/>
+      <w:lvlJc w:val="left"/>
+      <w:pPr>
+        <w:ind w:left="4320" w:hanging="480"/>
+      </w:pPr>
+    </w:lvl>
+    <w:lvl w:ilvl="6">
+      <w:start w:val="6"/>
+      <w:numFmt w:val="decimal"/>
+      <w:lvlText w:val="%7."/>
+      <w:lvlJc w:val="left"/>
+      <w:pPr>
+        <w:ind w:left="5040" w:hanging="480"/>
+      </w:pPr>
+    </w:lvl>
+    <w:lvl w:ilvl="7">
+      <w:start w:val="6"/>
+      <w:numFmt w:val="decimal"/>
+      <w:lvlText w:val="%8."/>
+      <w:lvlJc w:val="left"/>
+      <w:pPr>
+        <w:ind w:left="5760" w:hanging="480"/>
+      </w:pPr>
+    </w:lvl>
+    <w:lvl w:ilvl="8">
+      <w:start w:val="6"/>
+      <w:numFmt w:val="decimal"/>
+      <w:lvlText w:val="%9."/>
+      <w:lvlJc w:val="left"/>
+      <w:pPr>
+        <w:ind w:left="6480" w:hanging="480"/>
+      </w:pPr>
+    </w:lvl>
+  </w:abstractNum>
   <w:num w:numId="1000">
     <w:abstractNumId w:val="990"/>
+  </w:num>
+  <w:num w:numId="1001">
+    <w:abstractNumId w:val="99411"/>
+    <w:lvlOverride w:ilvl="0">
+      <w:startOverride w:val="1"/>
+    </w:lvlOverride>
+    <w:lvlOverride w:ilvl="1">
+      <w:startOverride w:val="1"/>
+    </w:lvlOverride>
+    <w:lvlOverride w:ilvl="2">
+      <w:startOverride w:val="1"/>
+    </w:lvlOverride>
+    <w:lvlOverride w:ilvl="3">
+      <w:startOverride w:val="1"/>
+    </w:lvlOverride>
+    <w:lvlOverride w:ilvl="4">
+      <w:startOverride w:val="1"/>
+    </w:lvlOverride>
+    <w:lvlOverride w:ilvl="5">
+      <w:startOverride w:val="1"/>
+    </w:lvlOverride>
+    <w:lvlOverride w:ilvl="6">
+      <w:startOverride w:val="1"/>
+    </w:lvlOverride>
+    <w:lvlOverride w:ilvl="7">
+      <w:startOverride w:val="1"/>
+    </w:lvlOverride>
+    <w:lvlOverride w:ilvl="8">
+      <w:startOverride w:val="1"/>
+    </w:lvlOverride>
+  </w:num>
+  <w:num w:numId="1002">
+    <w:abstractNumId w:val="99411"/>
+    <w:lvlOverride w:ilvl="0">
+      <w:startOverride w:val="1"/>
+    </w:lvlOverride>
+    <w:lvlOverride w:ilvl="1">
+      <w:startOverride w:val="1"/>
+    </w:lvlOverride>
+    <w:lvlOverride w:ilvl="2">
+      <w:startOverride w:val="1"/>
+    </w:lvlOverride>
+    <w:lvlOverride w:ilvl="3">
+      <w:startOverride w:val="1"/>
+    </w:lvlOverride>
+    <w:lvlOverride w:ilvl="4">
+      <w:startOverride w:val="1"/>
+    </w:lvlOverride>
+    <w:lvlOverride w:ilvl="5">
+      <w:startOverride w:val="1"/>
+    </w:lvlOverride>
+    <w:lvlOverride w:ilvl="6">
+      <w:startOverride w:val="1"/>
+    </w:lvlOverride>
+    <w:lvlOverride w:ilvl="7">
+      <w:startOverride w:val="1"/>
+    </w:lvlOverride>
+    <w:lvlOverride w:ilvl="8">
+      <w:startOverride w:val="1"/>
+    </w:lvlOverride>
+  </w:num>
+  <w:num w:numId="1003">
+    <w:abstractNumId w:val="99416"/>
+    <w:lvlOverride w:ilvl="0">
+      <w:startOverride w:val="6"/>
+    </w:lvlOverride>
+    <w:lvlOverride w:ilvl="1">
+      <w:startOverride w:val="6"/>
+    </w:lvlOverride>
+    <w:lvlOverride w:ilvl="2">
+      <w:startOverride w:val="6"/>
+    </w:lvlOverride>
+    <w:lvlOverride w:ilvl="3">
+      <w:startOverride w:val="6"/>
+    </w:lvlOverride>
+    <w:lvlOverride w:ilvl="4">
+      <w:startOverride w:val="6"/>
+    </w:lvlOverride>
+    <w:lvlOverride w:ilvl="5">
+      <w:startOverride w:val="6"/>
+    </w:lvlOverride>
+    <w:lvlOverride w:ilvl="6">
+      <w:startOverride w:val="6"/>
+    </w:lvlOverride>
+    <w:lvlOverride w:ilvl="7">
+      <w:startOverride w:val="6"/>
+    </w:lvlOverride>
+    <w:lvlOverride w:ilvl="8">
+      <w:startOverride w:val="6"/>
+    </w:lvlOverride>
   </w:num>
 </w:numbering>
 </file>

--- a/student-guide/docs/Student_Guide.docx
+++ b/student-guide/docs/Student_Guide.docx
@@ -33,7 +33,7 @@
         <w:t xml:space="preserve"> </w:t>
       </w:r>
       <w:r>
-        <w:t xml:space="preserve">09,</w:t>
+        <w:t xml:space="preserve">11,</w:t>
       </w:r>
       <w:r>
         <w:t xml:space="preserve"> </w:t>
@@ -1993,7 +1993,7 @@
         <w:rPr>
           <w:rStyle w:val="VerbatimChar"/>
         </w:rPr>
-        <w:t xml:space="preserve">##  date     2026-10-09</w:t>
+        <w:t xml:space="preserve">##  date     2026-10-11</w:t>
       </w:r>
       <w:r>
         <w:br/>

--- a/student-guide/docs/Student_Guide.docx
+++ b/student-guide/docs/Student_Guide.docx
@@ -82,6 +82,14 @@
         <w:pStyle w:val="FirstParagraph"/>
       </w:pPr>
       <w:r>
+        <w:t xml:space="preserve">This book is a beginner’s guide to getting started with AI in RStudio on AnVIL.</w:t>
+      </w:r>
+    </w:p>
+    <w:p>
+      <w:pPr>
+        <w:pStyle w:val="BodyText"/>
+      </w:pPr>
+      <w:r>
         <w:t xml:space="preserve">This book is part of a series of books for the Genomic Data Science Analysis, Visualization, and Informatics Lab-space (AnVIL) of the National Human Genome Research Institute (NHGRI). Learn more about AnVIL by visiting</w:t>
       </w:r>
       <w:r>
@@ -134,7 +142,7 @@
           <w:iCs/>
           <w:i/>
         </w:rPr>
-        <w:t xml:space="preserve">Genetics</w:t>
+        <w:t xml:space="preserve">Cloud &amp; AI knowledge</w:t>
       </w:r>
       <w:r>
         <w:t xml:space="preserve"> </w:t>
@@ -204,7 +212,22 @@
         <w:pStyle w:val="Compact"/>
       </w:pPr>
       <w:r>
-        <w:t xml:space="preserve">Provision GPU-accelerated cloud infrastructure deploy local AI models in RStudio on AnVIL.</w:t>
+        <w:t xml:space="preserve">Provision GPU-accelerated cloud infrastructure and deploy local AI models with</w:t>
+      </w:r>
+      <w:r>
+        <w:t xml:space="preserve"> </w:t>
+      </w:r>
+      <w:r>
+        <w:rPr>
+          <w:rStyle w:val="VerbatimChar"/>
+        </w:rPr>
+        <w:t xml:space="preserve">Ollama</w:t>
+      </w:r>
+      <w:r>
+        <w:t xml:space="preserve"> </w:t>
+      </w:r>
+      <w:r>
+        <w:t xml:space="preserve">in RStudio on AnVIL.</w:t>
       </w:r>
     </w:p>
     <w:p>
@@ -216,7 +239,7 @@
         <w:pStyle w:val="Compact"/>
       </w:pPr>
       <w:r>
-        <w:t xml:space="preserve">Leverage</w:t>
+        <w:t xml:space="preserve">Use</w:t>
       </w:r>
       <w:r>
         <w:t xml:space="preserve"> </w:t>
@@ -225,13 +248,13 @@
         <w:rPr>
           <w:rStyle w:val="VerbatimChar"/>
         </w:rPr>
-        <w:t xml:space="preserve">gander</w:t>
+        <w:t xml:space="preserve">ellmer</w:t>
       </w:r>
       <w:r>
         <w:t xml:space="preserve"> </w:t>
       </w:r>
       <w:r>
-        <w:t xml:space="preserve">AI assistant in RStudio for context-aware data exploration and coding.</w:t>
+        <w:t xml:space="preserve">to connect R to LLMs and leverage gander for context-aware data exploration and coding in RStudio on AnVIL.</w:t>
       </w:r>
     </w:p>
     <w:p>
@@ -243,7 +266,7 @@
         <w:pStyle w:val="Compact"/>
       </w:pPr>
       <w:r>
-        <w:t xml:space="preserve">Use AI prompts in</w:t>
+        <w:t xml:space="preserve">Use</w:t>
       </w:r>
       <w:r>
         <w:t xml:space="preserve"> </w:t>
@@ -258,7 +281,7 @@
         <w:t xml:space="preserve"> </w:t>
       </w:r>
       <w:r>
-        <w:t xml:space="preserve">to drive RNA-seq data exploration and analysis with tidyverse and DESeq2.</w:t>
+        <w:t xml:space="preserve">to drive RNA-seq data exploration and analysis with tidyverse and DESeq2 on AnVIL.</w:t>
       </w:r>
     </w:p>
     <w:bookmarkEnd w:id="26"/>
@@ -339,7 +362,7 @@
         <w:pStyle w:val="BlockText"/>
       </w:pPr>
       <w:r>
-        <w:t xml:space="preserve">Ethical use of AI for data analysis</w:t>
+        <w:t xml:space="preserve">Ethical use of AI for Data Analysis</w:t>
       </w:r>
     </w:p>
     <w:p>
@@ -386,7 +409,7 @@
         <w:pStyle w:val="BlockText"/>
       </w:pPr>
       <w:r>
-        <w:t xml:space="preserve">Learning objectives</w:t>
+        <w:t xml:space="preserve">Learning Objectives</w:t>
       </w:r>
     </w:p>
     <w:p>
@@ -398,7 +421,7 @@
         <w:pStyle w:val="BlockText"/>
       </w:pPr>
       <w:r>
-        <w:t xml:space="preserve">RStudio Setup with GPU on AnVIL</w:t>
+        <w:t xml:space="preserve">RStudio setup with GPU on AnVIL</w:t>
       </w:r>
     </w:p>
     <w:p>
@@ -410,7 +433,7 @@
         <w:pStyle w:val="BlockText"/>
       </w:pPr>
       <w:r>
-        <w:t xml:space="preserve">Install Ollama server and download qwen3-coder</w:t>
+        <w:t xml:space="preserve">Setup Local AI Model</w:t>
       </w:r>
     </w:p>
     <w:p>
@@ -422,7 +445,18 @@
         <w:pStyle w:val="BlockText"/>
       </w:pPr>
       <w:r>
-        <w:t xml:space="preserve">Connect R to the local AI server via ellmer</w:t>
+        <w:t xml:space="preserve">Quiz</w:t>
+      </w:r>
+    </w:p>
+    <w:p>
+      <w:pPr>
+        <w:numPr>
+          <w:ilvl w:val="0"/>
+          <w:numId w:val="1002"/>
+        </w:numPr>
+      </w:pPr>
+      <w:r>
+        <w:t xml:space="preserve">Explore data with gander</w:t>
       </w:r>
     </w:p>
     <w:p>
@@ -434,18 +468,7 @@
         <w:pStyle w:val="BlockText"/>
       </w:pPr>
       <w:r>
-        <w:t xml:space="preserve">Chapter Quiz</w:t>
-      </w:r>
-    </w:p>
-    <w:p>
-      <w:pPr>
-        <w:numPr>
-          <w:ilvl w:val="0"/>
-          <w:numId w:val="1002"/>
-        </w:numPr>
-      </w:pPr>
-      <w:r>
-        <w:t xml:space="preserve">Explore data with gander</w:t>
+        <w:t xml:space="preserve">Learning Objectives</w:t>
       </w:r>
     </w:p>
     <w:p>
@@ -457,7 +480,7 @@
         <w:pStyle w:val="BlockText"/>
       </w:pPr>
       <w:r>
-        <w:t xml:space="preserve">Learning objectives</w:t>
+        <w:t xml:space="preserve">Configure gander</w:t>
       </w:r>
     </w:p>
     <w:p>
@@ -469,7 +492,7 @@
         <w:pStyle w:val="BlockText"/>
       </w:pPr>
       <w:r>
-        <w:t xml:space="preserve">Configure gander and setup keyboard shortcut</w:t>
+        <w:t xml:space="preserve">Import data</w:t>
       </w:r>
     </w:p>
     <w:p>
@@ -481,7 +504,7 @@
         <w:pStyle w:val="BlockText"/>
       </w:pPr>
       <w:r>
-        <w:t xml:space="preserve">Good habits: using gander_peek() and requesting code explanations</w:t>
+        <w:t xml:space="preserve">Inspect data with gander shortcut</w:t>
       </w:r>
     </w:p>
     <w:p>
@@ -493,7 +516,18 @@
         <w:pStyle w:val="BlockText"/>
       </w:pPr>
       <w:r>
-        <w:t xml:space="preserve">Import the data from Google Cloud Storage</w:t>
+        <w:t xml:space="preserve">Explore data with gander and tidyverse</w:t>
+      </w:r>
+    </w:p>
+    <w:p>
+      <w:pPr>
+        <w:numPr>
+          <w:ilvl w:val="0"/>
+          <w:numId w:val="1002"/>
+        </w:numPr>
+      </w:pPr>
+      <w:r>
+        <w:t xml:space="preserve">Run DESeq2</w:t>
       </w:r>
     </w:p>
     <w:p>
@@ -505,7 +539,7 @@
         <w:pStyle w:val="BlockText"/>
       </w:pPr>
       <w:r>
-        <w:t xml:space="preserve">Explore RNA-seq counts and metadata with gander and Tidyverse</w:t>
+        <w:t xml:space="preserve">Learning objectives</w:t>
       </w:r>
     </w:p>
     <w:p>
@@ -517,18 +551,7 @@
         <w:pStyle w:val="BlockText"/>
       </w:pPr>
       <w:r>
-        <w:t xml:space="preserve">Chapter Quiz</w:t>
-      </w:r>
-    </w:p>
-    <w:p>
-      <w:pPr>
-        <w:numPr>
-          <w:ilvl w:val="0"/>
-          <w:numId w:val="1002"/>
-        </w:numPr>
-      </w:pPr>
-      <w:r>
-        <w:t xml:space="preserve">Run DESeq2</w:t>
+        <w:t xml:space="preserve">Filter low counts</w:t>
       </w:r>
     </w:p>
     <w:p>
@@ -540,7 +563,7 @@
         <w:pStyle w:val="BlockText"/>
       </w:pPr>
       <w:r>
-        <w:t xml:space="preserve">Learning objectives</w:t>
+        <w:t xml:space="preserve">Run differential expression with DESeq2</w:t>
       </w:r>
     </w:p>
     <w:p>
@@ -552,43 +575,7 @@
         <w:pStyle w:val="BlockText"/>
       </w:pPr>
       <w:r>
-        <w:t xml:space="preserve">Filter low counts</w:t>
-      </w:r>
-    </w:p>
-    <w:p>
-      <w:pPr>
-        <w:numPr>
-          <w:ilvl w:val="0"/>
-          <w:numId w:val="1000"/>
-        </w:numPr>
-        <w:pStyle w:val="BlockText"/>
-      </w:pPr>
-      <w:r>
-        <w:t xml:space="preserve">Run differential expression with DESeq2</w:t>
-      </w:r>
-    </w:p>
-    <w:p>
-      <w:pPr>
-        <w:numPr>
-          <w:ilvl w:val="0"/>
-          <w:numId w:val="1000"/>
-        </w:numPr>
-        <w:pStyle w:val="BlockText"/>
-      </w:pPr>
-      <w:r>
         <w:t xml:space="preserve">Visualize plots and save results</w:t>
-      </w:r>
-    </w:p>
-    <w:p>
-      <w:pPr>
-        <w:numPr>
-          <w:ilvl w:val="0"/>
-          <w:numId w:val="1000"/>
-        </w:numPr>
-        <w:pStyle w:val="BlockText"/>
-      </w:pPr>
-      <w:r>
-        <w:t xml:space="preserve">Chapter Quiz</w:t>
       </w:r>
     </w:p>
     <w:p>

--- a/student-guide/docs/Student_Guide.docx
+++ b/student-guide/docs/Student_Guide.docx
@@ -147,6 +147,16 @@
       <w:r>
         <w:t xml:space="preserve"> </w:t>
       </w:r>
+      <w:r>
+        <w:rPr>
+          <w:bCs/>
+          <w:b/>
+        </w:rPr>
+        <w:t xml:space="preserve">Beginner</w:t>
+      </w:r>
+      <w:r>
+        <w:t xml:space="preserve">: prior cloud computing or local AI experiences are helpful but not required</w:t>
+      </w:r>
     </w:p>
     <w:p>
       <w:pPr>
@@ -157,10 +167,45 @@
           <w:iCs/>
           <w:i/>
         </w:rPr>
+        <w:t xml:space="preserve">Data Analysis</w:t>
+      </w:r>
+      <w:r>
+        <w:t xml:space="preserve"> </w:t>
+      </w:r>
+      <w:r>
+        <w:rPr>
+          <w:bCs/>
+          <w:b/>
+        </w:rPr>
+        <w:t xml:space="preserve">Beginner</w:t>
+      </w:r>
+      <w:r>
+        <w:t xml:space="preserve">: no prior RNA-seq data analysis experience is needed</w:t>
+      </w:r>
+    </w:p>
+    <w:p>
+      <w:pPr>
+        <w:pStyle w:val="BodyText"/>
+      </w:pPr>
+      <w:r>
+        <w:rPr>
+          <w:iCs/>
+          <w:i/>
+        </w:rPr>
         <w:t xml:space="preserve">Programming skills</w:t>
       </w:r>
       <w:r>
         <w:t xml:space="preserve"> </w:t>
+      </w:r>
+      <w:r>
+        <w:rPr>
+          <w:bCs/>
+          <w:b/>
+        </w:rPr>
+        <w:t xml:space="preserve">Novice</w:t>
+      </w:r>
+      <w:r>
+        <w:t xml:space="preserve">: no programming experience needed</w:t>
       </w:r>
     </w:p>
     <w:bookmarkEnd w:id="22"/>

--- a/student-guide/docs/Student_Guide.docx
+++ b/student-guide/docs/Student_Guide.docx
@@ -147,16 +147,6 @@
       <w:r>
         <w:t xml:space="preserve"> </w:t>
       </w:r>
-      <w:r>
-        <w:rPr>
-          <w:bCs/>
-          <w:b/>
-        </w:rPr>
-        <w:t xml:space="preserve">Beginner</w:t>
-      </w:r>
-      <w:r>
-        <w:t xml:space="preserve">: prior cloud computing or local AI experiences are helpful but not required</w:t>
-      </w:r>
     </w:p>
     <w:p>
       <w:pPr>
@@ -172,16 +162,6 @@
       <w:r>
         <w:t xml:space="preserve"> </w:t>
       </w:r>
-      <w:r>
-        <w:rPr>
-          <w:bCs/>
-          <w:b/>
-        </w:rPr>
-        <w:t xml:space="preserve">Beginner</w:t>
-      </w:r>
-      <w:r>
-        <w:t xml:space="preserve">: no prior RNA-seq data analysis experience is needed</w:t>
-      </w:r>
     </w:p>
     <w:p>
       <w:pPr>
@@ -196,16 +176,6 @@
       </w:r>
       <w:r>
         <w:t xml:space="preserve"> </w:t>
-      </w:r>
-      <w:r>
-        <w:rPr>
-          <w:bCs/>
-          <w:b/>
-        </w:rPr>
-        <w:t xml:space="preserve">Novice</w:t>
-      </w:r>
-      <w:r>
-        <w:t xml:space="preserve">: no programming experience needed</w:t>
       </w:r>
     </w:p>
     <w:bookmarkEnd w:id="22"/>

--- a/student-guide/docs/Student_Guide.docx
+++ b/student-guide/docs/Student_Guide.docx
@@ -33,7 +33,7 @@
         <w:t xml:space="preserve"> </w:t>
       </w:r>
       <w:r>
-        <w:t xml:space="preserve">11,</w:t>
+        <w:t xml:space="preserve">12,</w:t>
       </w:r>
       <w:r>
         <w:t xml:space="preserve"> </w:t>
@@ -1995,7 +1995,7 @@
         <w:rPr>
           <w:rStyle w:val="VerbatimChar"/>
         </w:rPr>
-        <w:t xml:space="preserve">##  date     2026-10-11</w:t>
+        <w:t xml:space="preserve">##  date     2026-10-12</w:t>
       </w:r>
       <w:r>
         <w:br/>

--- a/student-guide/docs/Student_Guide.docx
+++ b/student-guide/docs/Student_Guide.docx
@@ -33,7 +33,7 @@
         <w:t xml:space="preserve"> </w:t>
       </w:r>
       <w:r>
-        <w:t xml:space="preserve">12,</w:t>
+        <w:t xml:space="preserve">13,</w:t>
       </w:r>
       <w:r>
         <w:t xml:space="preserve"> </w:t>
@@ -1995,7 +1995,7 @@
         <w:rPr>
           <w:rStyle w:val="VerbatimChar"/>
         </w:rPr>
-        <w:t xml:space="preserve">##  date     2026-10-12</w:t>
+        <w:t xml:space="preserve">##  date     2026-10-13</w:t>
       </w:r>
       <w:r>
         <w:br/>

--- a/student-guide/docs/Student_Guide.docx
+++ b/student-guide/docs/Student_Guide.docx
@@ -900,7 +900,7 @@
     </w:p>
     <w:bookmarkEnd w:id="30"/>
     <w:bookmarkEnd w:id="31"/>
-    <w:bookmarkStart w:id="42" w:name="about-the-authors"/>
+    <w:bookmarkStart w:id="41" w:name="about-the-authors"/>
     <w:p>
       <w:pPr>
         <w:pStyle w:val="Heading1"/>
@@ -1031,14 +1031,9 @@
               <w:pStyle w:val="Compact"/>
               <w:jc w:val="left"/>
             </w:pPr>
-            <w:hyperlink r:id="rId33">
-              <w:r>
-                <w:rPr>
-                  <w:rStyle w:val="Hyperlink"/>
-                </w:rPr>
-                <w:t xml:space="preserve">FirstName LastName</w:t>
-              </w:r>
-            </w:hyperlink>
+            <w:r>
+              <w:t xml:space="preserve">[Valeriya Gaysinskaya], [Frederick Tan]</w:t>
+            </w:r>
           </w:p>
         </w:tc>
       </w:tr>
@@ -1129,7 +1124,7 @@
             <w:r>
               <w:t xml:space="preserve"> </w:t>
             </w:r>
-            <w:hyperlink r:id="rId34">
+            <w:hyperlink r:id="rId33">
               <w:r>
                 <w:rPr>
                   <w:rStyle w:val="Hyperlink"/>
@@ -1143,7 +1138,7 @@
             <w:r>
               <w:t xml:space="preserve"> </w:t>
             </w:r>
-            <w:hyperlink r:id="rId35">
+            <w:hyperlink r:id="rId34">
               <w:r>
                 <w:rPr>
                   <w:rStyle w:val="Hyperlink"/>
@@ -1157,7 +1152,7 @@
             <w:r>
               <w:t xml:space="preserve"> </w:t>
             </w:r>
-            <w:hyperlink r:id="rId36">
+            <w:hyperlink r:id="rId35">
               <w:r>
                 <w:rPr>
                   <w:rStyle w:val="Hyperlink"/>
@@ -1270,7 +1265,7 @@
             <w:r>
               <w:t xml:space="preserve"> </w:t>
             </w:r>
-            <w:hyperlink r:id="rId37">
+            <w:hyperlink r:id="rId36">
               <w:r>
                 <w:rPr>
                   <w:rStyle w:val="Hyperlink"/>
@@ -1457,7 +1452,7 @@
               <w:pStyle w:val="Compact"/>
               <w:jc w:val="left"/>
             </w:pPr>
-            <w:hyperlink r:id="rId38">
+            <w:hyperlink r:id="rId37">
               <w:r>
                 <w:rPr>
                   <w:rStyle w:val="Hyperlink"/>
@@ -1471,7 +1466,7 @@
             <w:r>
               <w:t xml:space="preserve"> </w:t>
             </w:r>
-            <w:hyperlink r:id="rId39">
+            <w:hyperlink r:id="rId38">
               <w:r>
                 <w:rPr>
                   <w:rStyle w:val="Hyperlink"/>
@@ -1502,7 +1497,7 @@
               <w:pStyle w:val="Compact"/>
               <w:jc w:val="left"/>
             </w:pPr>
-            <w:hyperlink r:id="rId38">
+            <w:hyperlink r:id="rId37">
               <w:r>
                 <w:rPr>
                   <w:rStyle w:val="Hyperlink"/>
@@ -1533,7 +1528,7 @@
               <w:pStyle w:val="Compact"/>
               <w:jc w:val="left"/>
             </w:pPr>
-            <w:hyperlink r:id="rId39">
+            <w:hyperlink r:id="rId38">
               <w:r>
                 <w:rPr>
                   <w:rStyle w:val="Hyperlink"/>
@@ -1547,7 +1542,7 @@
             <w:r>
               <w:t xml:space="preserve"> </w:t>
             </w:r>
-            <w:hyperlink r:id="rId38">
+            <w:hyperlink r:id="rId37">
               <w:r>
                 <w:rPr>
                   <w:rStyle w:val="Hyperlink"/>
@@ -1569,7 +1564,7 @@
             <w:r>
               <w:t xml:space="preserve">Package Developers (</w:t>
             </w:r>
-            <w:hyperlink r:id="rId40">
+            <w:hyperlink r:id="rId39">
               <w:r>
                 <w:rPr>
                   <w:rStyle w:val="Hyperlink"/>
@@ -1589,7 +1584,7 @@
               <w:pStyle w:val="Compact"/>
               <w:jc w:val="left"/>
             </w:pPr>
-            <w:hyperlink r:id="rId41">
+            <w:hyperlink r:id="rId40">
               <w:r>
                 <w:rPr>
                   <w:rStyle w:val="Hyperlink"/>
@@ -1603,7 +1598,7 @@
             <w:r>
               <w:t xml:space="preserve"> </w:t>
             </w:r>
-            <w:hyperlink r:id="rId38">
+            <w:hyperlink r:id="rId37">
               <w:r>
                 <w:rPr>
                   <w:rStyle w:val="Hyperlink"/>
@@ -1617,7 +1612,7 @@
             <w:r>
               <w:t xml:space="preserve"> </w:t>
             </w:r>
-            <w:hyperlink r:id="rId39">
+            <w:hyperlink r:id="rId38">
               <w:r>
                 <w:rPr>
                   <w:rStyle w:val="Hyperlink"/>
@@ -2439,26 +2434,148 @@
         <w:t xml:space="preserve">## ──────────────────────────────────────────────────────────────────────────────</w:t>
       </w:r>
     </w:p>
-    <w:bookmarkEnd w:id="42"/>
-    <w:bookmarkStart w:id="43" w:name="references"/>
+    <w:bookmarkEnd w:id="41"/>
+    <w:bookmarkStart w:id="49" w:name="references"/>
     <w:p>
       <w:pPr>
         <w:pStyle w:val="Heading1"/>
       </w:pPr>
       <w:r>
-        <w:rPr>
-          <w:rStyle w:val="SectionNumber"/>
-        </w:rPr>
-        <w:t xml:space="preserve">2</w:t>
-      </w:r>
-      <w:r>
-        <w:tab/>
-      </w:r>
-      <w:r>
         <w:t xml:space="preserve">References</w:t>
       </w:r>
     </w:p>
-    <w:bookmarkEnd w:id="43"/>
+    <w:p>
+      <w:pPr>
+        <w:numPr>
+          <w:ilvl w:val="0"/>
+          <w:numId w:val="1004"/>
+        </w:numPr>
+        <w:pStyle w:val="Compact"/>
+      </w:pPr>
+      <w:hyperlink r:id="rId42">
+        <w:r>
+          <w:rPr>
+            <w:rStyle w:val="Hyperlink"/>
+          </w:rPr>
+          <w:t xml:space="preserve">Ollama</w:t>
+        </w:r>
+      </w:hyperlink>
+    </w:p>
+    <w:p>
+      <w:pPr>
+        <w:numPr>
+          <w:ilvl w:val="0"/>
+          <w:numId w:val="1004"/>
+        </w:numPr>
+        <w:pStyle w:val="Compact"/>
+      </w:pPr>
+      <w:hyperlink r:id="rId43">
+        <w:r>
+          <w:rPr>
+            <w:rStyle w:val="Hyperlink"/>
+          </w:rPr>
+          <w:t xml:space="preserve">Ellmer</w:t>
+        </w:r>
+      </w:hyperlink>
+    </w:p>
+    <w:p>
+      <w:pPr>
+        <w:numPr>
+          <w:ilvl w:val="0"/>
+          <w:numId w:val="1004"/>
+        </w:numPr>
+        <w:pStyle w:val="Compact"/>
+      </w:pPr>
+      <w:hyperlink r:id="rId44">
+        <w:r>
+          <w:rPr>
+            <w:rStyle w:val="Hyperlink"/>
+          </w:rPr>
+          <w:t xml:space="preserve">Qwen3-Coder</w:t>
+        </w:r>
+      </w:hyperlink>
+    </w:p>
+    <w:p>
+      <w:pPr>
+        <w:numPr>
+          <w:ilvl w:val="0"/>
+          <w:numId w:val="1004"/>
+        </w:numPr>
+        <w:pStyle w:val="Compact"/>
+      </w:pPr>
+      <w:hyperlink r:id="rId45">
+        <w:r>
+          <w:rPr>
+            <w:rStyle w:val="Hyperlink"/>
+          </w:rPr>
+          <w:t xml:space="preserve">Gander</w:t>
+        </w:r>
+      </w:hyperlink>
+    </w:p>
+    <w:p>
+      <w:pPr>
+        <w:numPr>
+          <w:ilvl w:val="0"/>
+          <w:numId w:val="1004"/>
+        </w:numPr>
+        <w:pStyle w:val="Compact"/>
+      </w:pPr>
+      <w:hyperlink r:id="rId46">
+        <w:r>
+          <w:rPr>
+            <w:rStyle w:val="Hyperlink"/>
+          </w:rPr>
+          <w:t xml:space="preserve">DESeq2 bioconductor vignette</w:t>
+        </w:r>
+      </w:hyperlink>
+    </w:p>
+    <w:p>
+      <w:pPr>
+        <w:numPr>
+          <w:ilvl w:val="0"/>
+          <w:numId w:val="1004"/>
+        </w:numPr>
+        <w:pStyle w:val="Compact"/>
+      </w:pPr>
+      <w:hyperlink r:id="rId47">
+        <w:r>
+          <w:rPr>
+            <w:rStyle w:val="Hyperlink"/>
+          </w:rPr>
+          <w:t xml:space="preserve">BiocAnVILAlsrc</w:t>
+        </w:r>
+      </w:hyperlink>
+      <w:r>
+        <w:t xml:space="preserve"> </w:t>
+      </w:r>
+      <w:r>
+        <w:t xml:space="preserve">- source of airway dataset counts (airwaycounts.csv) and metadata (sample_metadata.csv).</w:t>
+      </w:r>
+    </w:p>
+    <w:p>
+      <w:pPr>
+        <w:numPr>
+          <w:ilvl w:val="0"/>
+          <w:numId w:val="1004"/>
+        </w:numPr>
+        <w:pStyle w:val="Compact"/>
+      </w:pPr>
+      <w:hyperlink r:id="rId48">
+        <w:r>
+          <w:rPr>
+            <w:rStyle w:val="Hyperlink"/>
+          </w:rPr>
+          <w:t xml:space="preserve">Data on AnVIL</w:t>
+        </w:r>
+      </w:hyperlink>
+      <w:r>
+        <w:t xml:space="preserve"> </w:t>
+      </w:r>
+      <w:r>
+        <w:t xml:space="preserve">contains helpful hands-on demonstrations on how to bring data from different sources to AnVIL.</w:t>
+      </w:r>
+    </w:p>
+    <w:bookmarkEnd w:id="49"/>
     <w:sectPr/>
   </w:body>
 </w:document>
@@ -2729,6 +2846,82 @@
       <w:start w:val="6"/>
       <w:numFmt w:val="decimal"/>
       <w:lvlText w:val="%9."/>
+      <w:lvlJc w:val="left"/>
+      <w:pPr>
+        <w:ind w:left="6480" w:hanging="480"/>
+      </w:pPr>
+    </w:lvl>
+  </w:abstractNum>
+  <w:abstractNum w:abstractNumId="991">
+    <w:nsid w:val="A991"/>
+    <w:multiLevelType w:val="multilevel"/>
+    <w:lvl w:ilvl="0">
+      <w:numFmt w:val="bullet"/>
+      <w:lvlText w:val="•"/>
+      <w:lvlJc w:val="left"/>
+      <w:pPr>
+        <w:ind w:left="720" w:hanging="480"/>
+      </w:pPr>
+    </w:lvl>
+    <w:lvl w:ilvl="1">
+      <w:numFmt w:val="bullet"/>
+      <w:lvlText w:val="–"/>
+      <w:lvlJc w:val="left"/>
+      <w:pPr>
+        <w:ind w:left="1440" w:hanging="480"/>
+      </w:pPr>
+    </w:lvl>
+    <w:lvl w:ilvl="2">
+      <w:numFmt w:val="bullet"/>
+      <w:lvlText w:val="•"/>
+      <w:lvlJc w:val="left"/>
+      <w:pPr>
+        <w:ind w:left="2160" w:hanging="480"/>
+      </w:pPr>
+    </w:lvl>
+    <w:lvl w:ilvl="3">
+      <w:numFmt w:val="bullet"/>
+      <w:lvlText w:val="–"/>
+      <w:lvlJc w:val="left"/>
+      <w:pPr>
+        <w:ind w:left="2880" w:hanging="480"/>
+      </w:pPr>
+    </w:lvl>
+    <w:lvl w:ilvl="4">
+      <w:numFmt w:val="bullet"/>
+      <w:lvlText w:val="•"/>
+      <w:lvlJc w:val="left"/>
+      <w:pPr>
+        <w:ind w:left="3600" w:hanging="480"/>
+      </w:pPr>
+    </w:lvl>
+    <w:lvl w:ilvl="5">
+      <w:numFmt w:val="bullet"/>
+      <w:lvlText w:val="–"/>
+      <w:lvlJc w:val="left"/>
+      <w:pPr>
+        <w:ind w:left="4320" w:hanging="480"/>
+      </w:pPr>
+    </w:lvl>
+    <w:lvl w:ilvl="6">
+      <w:numFmt w:val="bullet"/>
+      <w:lvlText w:val="•"/>
+      <w:lvlJc w:val="left"/>
+      <w:pPr>
+        <w:ind w:left="5040" w:hanging="480"/>
+      </w:pPr>
+    </w:lvl>
+    <w:lvl w:ilvl="7">
+      <w:numFmt w:val="bullet"/>
+      <w:lvlText w:val="–"/>
+      <w:lvlJc w:val="left"/>
+      <w:pPr>
+        <w:ind w:left="5760" w:hanging="480"/>
+      </w:pPr>
+    </w:lvl>
+    <w:lvl w:ilvl="8">
+      <w:numFmt w:val="bullet"/>
+      <w:lvlText w:val="•"/>
       <w:lvlJc w:val="left"/>
       <w:pPr>
         <w:ind w:left="6480" w:hanging="480"/>
@@ -2827,6 +3020,9 @@
     <w:lvlOverride w:ilvl="8">
       <w:startOverride w:val="6"/>
     </w:lvlOverride>
+  </w:num>
+  <w:num w:numId="1004">
+    <w:abstractNumId w:val="991"/>
   </w:num>
 </w:numbering>
 </file>

--- a/student-guide/docs/Student_Guide.docx
+++ b/student-guide/docs/Student_Guide.docx
@@ -33,7 +33,7 @@
         <w:t xml:space="preserve"> </w:t>
       </w:r>
       <w:r>
-        <w:t xml:space="preserve">13,</w:t>
+        <w:t xml:space="preserve">14,</w:t>
       </w:r>
       <w:r>
         <w:t xml:space="preserve"> </w:t>
@@ -1990,7 +1990,7 @@
         <w:rPr>
           <w:rStyle w:val="VerbatimChar"/>
         </w:rPr>
-        <w:t xml:space="preserve">##  date     2026-10-13</w:t>
+        <w:t xml:space="preserve">##  date     2026-10-14</w:t>
       </w:r>
       <w:r>
         <w:br/>
